--- a/dock_tempaltes/payment_receipt.docx
+++ b/dock_tempaltes/payment_receipt.docx
@@ -58,7 +58,7 @@
           <w:szCs w:val="21"/>
           <w:rtl w:val="0"/>
         </w:rPr>
-        <w:t xml:space="preserve">{{ recipient_name }}　様</w:t>
+        <w:t xml:space="preserve">{{ board_relation_mkzvceme }}　様</w:t>
       </w:r>
     </w:p>
     <w:p>
@@ -100,8 +100,6 @@
       </w:r>
       <w:r>
         <w:rPr>
-          <w:b w:val="1"/>
-          <w:bCs w:val="1"/>
           <w:sz w:val="21"/>
           <w:szCs w:val="21"/>
           <w:rtl w:val="0"/>
@@ -111,15 +109,13 @@
       <w:r>
         <w:rPr>
           <w:rFonts w:ascii="MS Mincho" w:cs="MS Mincho" w:eastAsia="MS Mincho" w:hAnsi="MS Mincho"/>
-          <w:b w:val="1"/>
-          <w:bCs w:val="1"/>
           <w:color w:val="111111"/>
           <w:sz w:val="24"/>
           <w:szCs w:val="24"/>
           <w:highlight w:val="white"/>
           <w:rtl w:val="0"/>
         </w:rPr>
-        <w:t xml:space="preserve">bond_number }}</w:t>
+        <w:t xml:space="preserve">numeric_mm2qbk7w }}</w:t>
       </w:r>
       <w:r>
         <w:rPr>
@@ -254,7 +250,7 @@
         </w:rPr>
         <w:t xml:space="preserve">入　金　日　　　　令和</w:t>
         <w:tab/>
-        <w:t xml:space="preserve">　{{ deposit_date }}</w:t>
+        <w:t xml:space="preserve">　{{ date_mkzvtpra }}</w:t>
       </w:r>
     </w:p>
     <w:p>
@@ -272,7 +268,7 @@
         <w:rPr>
           <w:rtl w:val="0"/>
         </w:rPr>
-        <w:t xml:space="preserve">{{ deposit_amount }}円</w:t>
+        <w:t xml:space="preserve">{{ numeric_mkzr5kqz }}円</w:t>
       </w:r>
       <w:r>
         <w:rPr>
@@ -296,43 +292,17 @@
         <w:jc w:val="right"/>
         <w:rPr/>
       </w:pPr>
-      <w:sdt>
-        <w:sdtPr>
-          <w:id w:val="351722498"/>
-          <w:tag w:val="goog_rdk_0"/>
-        </w:sdtPr>
-        <w:sdtContent>
-          <w:commentRangeStart w:id="0"/>
-        </w:sdtContent>
-      </w:sdt>
-      <w:sdt>
-        <w:sdtPr>
-          <w:id w:val="-1660356720"/>
-          <w:tag w:val="goog_rdk_1"/>
-        </w:sdtPr>
-        <w:sdtContent>
-          <w:commentRangeStart w:id="1"/>
-        </w:sdtContent>
-      </w:sdt>
       <w:r>
         <w:rPr>
           <w:rtl w:val="0"/>
         </w:rPr>
         <w:t xml:space="preserve">令和　</w:t>
       </w:r>
-      <w:commentRangeEnd w:id="0"/>
-      <w:r>
-        <w:commentReference w:id="0"/>
-      </w:r>
-      <w:commentRangeEnd w:id="1"/>
-      <w:r>
-        <w:commentReference w:id="1"/>
-      </w:r>
-      <w:r>
-        <w:rPr>
-          <w:rtl w:val="0"/>
-        </w:rPr>
-        <w:t xml:space="preserve">{{ issue_date }}</w:t>
+      <w:r>
+        <w:rPr>
+          <w:rtl w:val="0"/>
+        </w:rPr>
+        <w:t xml:space="preserve">{{ date_mkzv5nsh }}</w:t>
       </w:r>
     </w:p>
     <w:p>
@@ -378,144 +348,6 @@
     </w:sectPr>
   </w:body>
 </w:document>
-</file>
-
-<file path=word/comments.xml><?xml version="1.0" encoding="utf-8"?>
-<w:comments xmlns:mc="http://schemas.openxmlformats.org/markup-compatibility/2006" xmlns:o="urn:schemas-microsoft-com:office:office" xmlns:r="http://schemas.openxmlformats.org/officeDocument/2006/relationships" xmlns:m="http://schemas.openxmlformats.org/officeDocument/2006/math" xmlns:v="urn:schemas-microsoft-com:vml" xmlns:wp="http://schemas.openxmlformats.org/drawingml/2006/wordprocessingDrawing" xmlns:w10="urn:schemas-microsoft-com:office:word" xmlns:w="http://schemas.openxmlformats.org/wordprocessingml/2006/main" xmlns:wne="http://schemas.microsoft.com/office/word/2006/wordml" xmlns:sl="http://schemas.openxmlformats.org/schemaLibrary/2006/main" xmlns:a="http://schemas.openxmlformats.org/drawingml/2006/main" xmlns:pic="http://schemas.openxmlformats.org/drawingml/2006/picture" xmlns:c="http://schemas.openxmlformats.org/drawingml/2006/chart" xmlns:lc="http://schemas.openxmlformats.org/drawingml/2006/lockedCanvas" xmlns:dgm="http://schemas.openxmlformats.org/drawingml/2006/diagram" xmlns:wps="http://schemas.microsoft.com/office/word/2010/wordprocessingShape" xmlns:wpg="http://schemas.microsoft.com/office/word/2010/wordprocessingGroup" xmlns:w14="http://schemas.microsoft.com/office/word/2010/wordml" xmlns:w15="http://schemas.microsoft.com/office/word/2012/wordml" xmlns:w16="http://schemas.microsoft.com/office/word/2018/wordml" xmlns:w16cex="http://schemas.microsoft.com/office/word/2018/wordml/cex" xmlns:w16cid="http://schemas.microsoft.com/office/word/2016/wordml/cid" xmlns="http://schemas.microsoft.com/office/tasks/2019/documenttasks" xmlns:cr="http://schemas.microsoft.com/office/comments/2020/reactions">
-  <w:comment w:author="ジョージャスクレメント" w:id="0" w:date="2026-04-06T00:22:20Z">
-    <w:p>
-      <w:pPr>
-        <w:keepNext w:val="0"/>
-        <w:keepLines w:val="0"/>
-        <w:pageBreakBefore w:val="0"/>
-        <w:widowControl w:val="0"/>
-        <w:pBdr>
-          <w:top w:space="0" w:sz="0" w:val="nil"/>
-          <w:left w:space="0" w:sz="0" w:val="nil"/>
-          <w:bottom w:space="0" w:sz="0" w:val="nil"/>
-          <w:right w:space="0" w:sz="0" w:val="nil"/>
-          <w:between w:space="0" w:sz="0" w:val="nil"/>
-        </w:pBdr>
-        <w:shd w:fill="auto" w:val="clear"/>
-        <w:spacing w:after="0" w:before="0" w:line="240" w:lineRule="auto"/>
-        <w:ind w:left="0" w:right="0" w:firstLine="0"/>
-        <w:jc w:val="left"/>
-        <w:rPr>
-          <w:rFonts w:ascii="Arial" w:cs="Arial" w:eastAsia="Arial" w:hAnsi="Arial"/>
-          <w:b w:val="0"/>
-          <w:bCs w:val="0"/>
-          <w:i w:val="0"/>
-          <w:iCs w:val="0"/>
-          <w:smallCaps w:val="0"/>
-          <w:strike w:val="0"/>
-          <w:color w:val="000000"/>
-          <w:sz w:val="22"/>
-          <w:szCs w:val="22"/>
-          <w:u w:val="none"/>
-          <w:shd w:fill="auto" w:val="clear"/>
-          <w:vertAlign w:val="baseline"/>
-        </w:rPr>
-      </w:pPr>
-      <w:sdt>
-        <w:sdtPr>
-          <w:id w:val="-442615103"/>
-          <w:tag w:val="goog_rdk_2"/>
-        </w:sdtPr>
-        <w:sdtContent>
-          <w:r>
-            <w:rPr>
-              <w:rFonts w:ascii="Arial Unicode MS" w:cs="Arial Unicode MS" w:eastAsia="Arial Unicode MS" w:hAnsi="Arial Unicode MS"/>
-              <w:b w:val="0"/>
-              <w:bCs w:val="0"/>
-              <w:i w:val="0"/>
-              <w:iCs w:val="0"/>
-              <w:smallCaps w:val="0"/>
-              <w:strike w:val="0"/>
-              <w:color w:val="000000"/>
-              <w:sz w:val="22"/>
-              <w:szCs w:val="22"/>
-              <w:u w:val="none"/>
-              <w:shd w:fill="auto" w:val="clear"/>
-              <w:vertAlign w:val="baseline"/>
-              <w:rtl w:val="0"/>
-            </w:rPr>
-            <w:t xml:space="preserve">変数</w:t>
-          </w:r>
-        </w:sdtContent>
-      </w:sdt>
-    </w:p>
-  </w:comment>
-  <w:comment w:author="ジョージャスクレメント" w:id="1" w:date="2026-04-06T08:24:47Z">
-    <w:p>
-      <w:pPr>
-        <w:keepNext w:val="0"/>
-        <w:keepLines w:val="0"/>
-        <w:pageBreakBefore w:val="0"/>
-        <w:widowControl w:val="0"/>
-        <w:pBdr>
-          <w:top w:space="0" w:sz="0" w:val="nil"/>
-          <w:left w:space="0" w:sz="0" w:val="nil"/>
-          <w:bottom w:space="0" w:sz="0" w:val="nil"/>
-          <w:right w:space="0" w:sz="0" w:val="nil"/>
-          <w:between w:space="0" w:sz="0" w:val="nil"/>
-        </w:pBdr>
-        <w:shd w:fill="auto" w:val="clear"/>
-        <w:spacing w:after="0" w:before="0" w:line="240" w:lineRule="auto"/>
-        <w:ind w:left="0" w:right="0" w:firstLine="0"/>
-        <w:jc w:val="left"/>
-        <w:rPr>
-          <w:rFonts w:ascii="Arial" w:cs="Arial" w:eastAsia="Arial" w:hAnsi="Arial"/>
-          <w:b w:val="0"/>
-          <w:bCs w:val="0"/>
-          <w:i w:val="0"/>
-          <w:iCs w:val="0"/>
-          <w:smallCaps w:val="0"/>
-          <w:strike w:val="0"/>
-          <w:color w:val="000000"/>
-          <w:sz w:val="22"/>
-          <w:szCs w:val="22"/>
-          <w:u w:val="none"/>
-          <w:shd w:fill="auto" w:val="clear"/>
-          <w:vertAlign w:val="baseline"/>
-        </w:rPr>
-      </w:pPr>
-      <w:sdt>
-        <w:sdtPr>
-          <w:id w:val="107927896"/>
-          <w:tag w:val="goog_rdk_3"/>
-        </w:sdtPr>
-        <w:sdtContent>
-          <w:r>
-            <w:rPr>
-              <w:rFonts w:ascii="Arial Unicode MS" w:cs="Arial Unicode MS" w:eastAsia="Arial Unicode MS" w:hAnsi="Arial Unicode MS"/>
-              <w:b w:val="0"/>
-              <w:bCs w:val="0"/>
-              <w:i w:val="0"/>
-              <w:iCs w:val="0"/>
-              <w:smallCaps w:val="0"/>
-              <w:strike w:val="0"/>
-              <w:color w:val="000000"/>
-              <w:sz w:val="22"/>
-              <w:szCs w:val="22"/>
-              <w:u w:val="none"/>
-              <w:shd w:fill="auto" w:val="clear"/>
-              <w:vertAlign w:val="baseline"/>
-              <w:rtl w:val="0"/>
-            </w:rPr>
-            <w:t xml:space="preserve">発行日？</w:t>
-          </w:r>
-        </w:sdtContent>
-      </w:sdt>
-    </w:p>
-  </w:comment>
-</w:comments>
-</file>
-
-<file path=word/commentsExtended.xml><?xml version="1.0" encoding="utf-8"?>
-<w15:commentsEx xmlns:mc="http://schemas.openxmlformats.org/markup-compatibility/2006" xmlns:o="urn:schemas-microsoft-com:office:office" xmlns:r="http://schemas.openxmlformats.org/officeDocument/2006/relationships" xmlns:m="http://schemas.openxmlformats.org/officeDocument/2006/math" xmlns:v="urn:schemas-microsoft-com:vml" xmlns:wp="http://schemas.openxmlformats.org/drawingml/2006/wordprocessingDrawing" xmlns:w10="urn:schemas-microsoft-com:office:word" xmlns:w="http://schemas.openxmlformats.org/wordprocessingml/2006/main" xmlns:wne="http://schemas.microsoft.com/office/word/2006/wordml" xmlns:sl="http://schemas.openxmlformats.org/schemaLibrary/2006/main" xmlns:a="http://schemas.openxmlformats.org/drawingml/2006/main" xmlns:pic="http://schemas.openxmlformats.org/drawingml/2006/picture" xmlns:c="http://schemas.openxmlformats.org/drawingml/2006/chart" xmlns:lc="http://schemas.openxmlformats.org/drawingml/2006/lockedCanvas" xmlns:dgm="http://schemas.openxmlformats.org/drawingml/2006/diagram" xmlns:wps="http://schemas.microsoft.com/office/word/2010/wordprocessingShape" xmlns:wpg="http://schemas.microsoft.com/office/word/2010/wordprocessingGroup" xmlns:w14="http://schemas.microsoft.com/office/word/2010/wordml" xmlns:w15="http://schemas.microsoft.com/office/word/2012/wordml" xmlns:w16="http://schemas.microsoft.com/office/word/2018/wordml" xmlns:w16cex="http://schemas.microsoft.com/office/word/2018/wordml/cex" xmlns:w16cid="http://schemas.microsoft.com/office/word/2016/wordml/cid" xmlns="http://schemas.microsoft.com/office/tasks/2019/documenttasks" xmlns:cr="http://schemas.microsoft.com/office/comments/2020/reactions">
-  <w15:commentEx w15:paraId="00000013" w15:done="0"/>
-  <w15:commentEx w15:paraId="00000014" w15:paraIdParent="00000013" w15:done="0"/>
-</w15:commentsEx>
 </file>
 
 <file path=word/numbering.xml><?xml version="1.0" encoding="utf-8"?>
@@ -999,7 +831,7 @@
 
 <file path=customXML/item1.xml><?xml version="1.0" encoding="utf-8"?>
 <go:gDocsCustomXmlDataStorage xmlns:go="http://customooxmlschemas.google.com/" xmlns:r="http://schemas.openxmlformats.org/officeDocument/2006/relationships" uri="GoogleDocsCustomDataVersion2">
-  <go:docsCustomData xmlns:go="http://customooxmlschemas.google.com/" roundtripDataSignature="AMtx7mi8wTA+DTYhj2umNxb4gREXUhZGiQ==">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</go:docsCustomData>
+  <go:docsCustomData xmlns:go="http://customooxmlschemas.google.com/" roundtripDataSignature="AMtx7mjt/Pgs/oa7B0m97YJIwYkNct9cCw==">CgMxLjA4AHIhMVZvaldMS0JkeHRuZ0hETE9XWjVWX0t0blZmXzNxdWox</go:docsCustomData>
 </go:gDocsCustomXmlDataStorage>
 </file>
 
